--- a/templates/tbldeXFrTixlf6sB/巴德士专用_K103S(有谱图-2)-260701.docx
+++ b/templates/tbldeXFrTixlf6sB/巴德士专用_K103S(有谱图-2)-260701.docx
@@ -187,7 +187,7 @@
               <w:jc w:val="center"/>
             </w:pPr>
             <w:r>
-              <w:t xml:space="preserve">2026.07.01</w:t>
+              <w:t>2026.07.01</w:t>
             </w:r>
           </w:p>
         </w:tc>
@@ -222,7 +222,7 @@
               <w:jc w:val="center"/>
             </w:pPr>
             <w:r>
-              <w:t xml:space="preserve">26070101</w:t>
+              <w:t>26070101</w:t>
             </w:r>
           </w:p>
         </w:tc>
@@ -500,7 +500,7 @@
               <w:jc w:val="center"/>
             </w:pPr>
             <w:r>
-              <w:t xml:space="preserve">99.56</w:t>
+              <w:t>99.56</w:t>
             </w:r>
           </w:p>
         </w:tc>
@@ -700,9 +700,6 @@
             <w:pPr>
               <w:jc w:val="center"/>
             </w:pPr>
-            <w:r>
-              <w:t/>
-            </w:r>
           </w:p>
         </w:tc>
       </w:tr>
@@ -847,9 +844,6 @@
             <w:pPr>
               <w:jc w:val="center"/>
             </w:pPr>
-            <w:r>
-              <w:t/>
-            </w:r>
           </w:p>
         </w:tc>
       </w:tr>
@@ -1338,6 +1332,21 @@
       </w:pPr>
     </w:p>
     <w:p>
+      <w:pPr>
+        <w:rPr>
+          <w:rFonts w:hint="eastAsia"/>
+        </w:rPr>
+      </w:pPr>
+      <w:r>
+        <w:rPr>
+          <w:rFonts w:hint="eastAsia"/>
+        </w:rPr>
+        <w:br w:type="page"/>
+      </w:r>
+    </w:p>
+    <w:p>
+      <w:bookmarkStart w:id="0" w:name="_GoBack"/>
+      <w:bookmarkEnd w:id="0"/>
       <w:r>
         <w:rPr>
           <w:rFonts w:hint="eastAsia"/>
@@ -1378,8 +1387,6 @@
         </w:rPr>
         <w:t>；</w:t>
       </w:r>
-      <w:bookmarkStart w:id="0" w:name="_GoBack"/>
-      <w:bookmarkEnd w:id="0"/>
     </w:p>
     <w:p>
       <w:r>
@@ -1922,6 +1929,14 @@
         <w:gridCol w:w="1661"/>
       </w:tblGrid>
       <w:tr>
+        <w:tblPrEx>
+          <w:tblCellMar>
+            <w:top w:w="0" w:type="dxa"/>
+            <w:left w:w="108" w:type="dxa"/>
+            <w:bottom w:w="0" w:type="dxa"/>
+            <w:right w:w="108" w:type="dxa"/>
+          </w:tblCellMar>
+        </w:tblPrEx>
         <w:trPr>
           <w:jc w:val="both"/>
         </w:trPr>
@@ -2137,6 +2152,7 @@
         </w:tc>
       </w:tr>
     </w:tbl>
+    <w:p/>
     <w:sectPr>
       <w:headerReference r:id="rId5" w:type="first"/>
       <w:footerReference r:id="rId8" w:type="first"/>

--- a/templates/tbldeXFrTixlf6sB/巴德士专用_K103S(有谱图-2)-260701.docx
+++ b/templates/tbldeXFrTixlf6sB/巴德士专用_K103S(有谱图-2)-260701.docx
@@ -1080,6 +1080,7 @@
     </w:tbl>
     <w:p/>
     <w:p/>
+    <w:p/>
     <w:tbl>
       <w:tblPr>
         <w:tblStyle w:val="6"/>
@@ -1345,8 +1346,13 @@
       </w:r>
     </w:p>
     <w:p>
-      <w:bookmarkStart w:id="0" w:name="_GoBack"/>
-      <w:bookmarkEnd w:id="0"/>
+      <w:pPr>
+        <w:rPr>
+          <w:rFonts w:hint="eastAsia"/>
+        </w:rPr>
+      </w:pPr>
+    </w:p>
+    <w:p>
       <w:r>
         <w:rPr>
           <w:rFonts w:hint="eastAsia"/>
@@ -1396,8 +1402,12 @@
         <w:t>检测波长：280 nm；</w:t>
       </w:r>
     </w:p>
-    <w:p/>
     <w:p>
+      <w:pPr>
+        <w:rPr>
+          <w:rFonts w:hint="eastAsia"/>
+        </w:rPr>
+      </w:pPr>
       <w:r>
         <w:rPr>
           <w:rFonts w:hint="eastAsia"/>
@@ -1416,8 +1426,9 @@
     </w:p>
     <w:p>
       <w:pPr>
-        <w:widowControl/>
-        <w:jc w:val="left"/>
+        <w:rPr>
+          <w:rFonts w:hint="eastAsia"/>
+        </w:rPr>
       </w:pPr>
       <w:r>
         <w:rPr>
@@ -1449,7 +1460,7 @@
           <wp:inline distT="0" distB="0" distL="114300" distR="114300">
             <wp:extent cx="5255895" cy="2414270"/>
             <wp:effectExtent l="0" t="0" r="1905" b="5080"/>
-            <wp:docPr id="4" name="图片 1" descr="IMG_256"/>
+            <wp:docPr id="9" name="图片 1" descr="IMG_256"/>
             <wp:cNvGraphicFramePr>
               <a:graphicFrameLocks xmlns:a="http://schemas.openxmlformats.org/drawingml/2006/main" noChangeAspect="1"/>
             </wp:cNvGraphicFramePr>
@@ -1457,7 +1468,7 @@
               <a:graphicData uri="http://schemas.openxmlformats.org/drawingml/2006/picture">
                 <pic:pic xmlns:pic="http://schemas.openxmlformats.org/drawingml/2006/picture">
                   <pic:nvPicPr>
-                    <pic:cNvPr id="4" name="图片 1" descr="IMG_256"/>
+                    <pic:cNvPr id="9" name="图片 1" descr="IMG_256"/>
                     <pic:cNvPicPr>
                       <a:picLocks noChangeAspect="1"/>
                     </pic:cNvPicPr>
@@ -1497,12 +1508,8 @@
     </w:p>
     <w:p>
       <w:pPr>
-        <w:widowControl/>
-        <w:jc w:val="left"/>
         <w:rPr>
-          <w:rFonts w:hint="eastAsia" w:ascii="宋体" w:hAnsi="宋体" w:cs="宋体"/>
-          <w:kern w:val="0"/>
-          <w:sz w:val="24"/>
+          <w:rFonts w:hint="eastAsia"/>
         </w:rPr>
       </w:pPr>
     </w:p>
@@ -1908,6 +1915,11 @@
         <w:jc w:val="center"/>
       </w:pPr>
     </w:p>
+    <w:p>
+      <w:pPr>
+        <w:jc w:val="both"/>
+      </w:pPr>
+    </w:p>
     <w:tbl>
       <w:tblPr>
         <w:tblStyle w:val="6"/>
@@ -1968,8 +1980,8 @@
               <w:drawing>
                 <wp:inline distT="0" distB="0" distL="114300" distR="114300">
                   <wp:extent cx="731520" cy="481330"/>
-                  <wp:effectExtent l="0" t="0" r="11430" b="13970"/>
-                  <wp:docPr id="5" name="Picture 1"/>
+                  <wp:effectExtent l="0" t="0" r="1905" b="4445"/>
+                  <wp:docPr id="10" name="Picture 1"/>
                   <wp:cNvGraphicFramePr>
                     <a:graphicFrameLocks xmlns:a="http://schemas.openxmlformats.org/drawingml/2006/main" noChangeAspect="1"/>
                   </wp:cNvGraphicFramePr>
@@ -1977,7 +1989,7 @@
                     <a:graphicData uri="http://schemas.openxmlformats.org/drawingml/2006/picture">
                       <pic:pic xmlns:pic="http://schemas.openxmlformats.org/drawingml/2006/picture">
                         <pic:nvPicPr>
-                          <pic:cNvPr id="5" name="Picture 1"/>
+                          <pic:cNvPr id="10" name="Picture 1"/>
                           <pic:cNvPicPr>
                             <a:picLocks noChangeAspect="1"/>
                           </pic:cNvPicPr>
@@ -2033,8 +2045,8 @@
               <w:drawing>
                 <wp:inline distT="0" distB="0" distL="114300" distR="114300">
                   <wp:extent cx="731520" cy="365760"/>
-                  <wp:effectExtent l="0" t="0" r="11430" b="15240"/>
-                  <wp:docPr id="6" name="Picture 2"/>
+                  <wp:effectExtent l="0" t="0" r="1905" b="5715"/>
+                  <wp:docPr id="11" name="Picture 2"/>
                   <wp:cNvGraphicFramePr>
                     <a:graphicFrameLocks xmlns:a="http://schemas.openxmlformats.org/drawingml/2006/main" noChangeAspect="1"/>
                   </wp:cNvGraphicFramePr>
@@ -2042,7 +2054,7 @@
                     <a:graphicData uri="http://schemas.openxmlformats.org/drawingml/2006/picture">
                       <pic:pic xmlns:pic="http://schemas.openxmlformats.org/drawingml/2006/picture">
                         <pic:nvPicPr>
-                          <pic:cNvPr id="6" name="Picture 2"/>
+                          <pic:cNvPr id="11" name="Picture 2"/>
                           <pic:cNvPicPr>
                             <a:picLocks noChangeAspect="1"/>
                           </pic:cNvPicPr>
@@ -2152,7 +2164,24 @@
         </w:tc>
       </w:tr>
     </w:tbl>
-    <w:p/>
+    <w:p>
+      <w:pPr>
+        <w:rPr>
+          <w:rFonts w:hint="eastAsia"/>
+          <w:lang w:val="en-US" w:eastAsia="zh-CN"/>
+        </w:rPr>
+      </w:pPr>
+    </w:p>
+    <w:p>
+      <w:pPr>
+        <w:rPr>
+          <w:rFonts w:hint="eastAsia"/>
+          <w:lang w:val="en-US" w:eastAsia="zh-CN"/>
+        </w:rPr>
+      </w:pPr>
+      <w:bookmarkStart w:id="0" w:name="_GoBack"/>
+      <w:bookmarkEnd w:id="0"/>
+    </w:p>
     <w:sectPr>
       <w:headerReference r:id="rId5" w:type="first"/>
       <w:footerReference r:id="rId8" w:type="first"/>
@@ -2270,20 +2299,16 @@
                         </w:p>
                         <w:p>
                           <w:pPr>
-                            <w:pStyle w:val="5"/>
-                            <w:jc w:val="center"/>
+                            <w:ind w:firstLine="90" w:firstLineChars="50"/>
+                          </w:pPr>
+                          <w:r>
                             <w:rPr>
+                              <w:rFonts w:ascii="仿宋_GB2312" w:eastAsia="仿宋_GB2312"/>
+                              <w:kern w:val="0"/>
                               <w:sz w:val="18"/>
                               <w:szCs w:val="18"/>
                             </w:rPr>
-                          </w:pPr>
-                          <w:r>
-                            <w:rPr>
-                              <w:rFonts w:hint="eastAsia"/>
-                              <w:sz w:val="18"/>
-                              <w:szCs w:val="18"/>
-                            </w:rPr>
-                            <w:t>GUANGDONG DIMEI BIOLOGICAL TECHNOLOGY CO., LTD</w:t>
+                            <w:t>Guangdong Dimei Biological Technology Co., Ltd.</w:t>
                           </w:r>
                         </w:p>
                         <w:p/>
@@ -2330,20 +2355,16 @@
                   </w:p>
                   <w:p>
                     <w:pPr>
-                      <w:pStyle w:val="5"/>
-                      <w:jc w:val="center"/>
+                      <w:ind w:firstLine="90" w:firstLineChars="50"/>
+                    </w:pPr>
+                    <w:r>
                       <w:rPr>
+                        <w:rFonts w:ascii="仿宋_GB2312" w:eastAsia="仿宋_GB2312"/>
+                        <w:kern w:val="0"/>
                         <w:sz w:val="18"/>
                         <w:szCs w:val="18"/>
                       </w:rPr>
-                    </w:pPr>
-                    <w:r>
-                      <w:rPr>
-                        <w:rFonts w:hint="eastAsia"/>
-                        <w:sz w:val="18"/>
-                        <w:szCs w:val="18"/>
-                      </w:rPr>
-                      <w:t>GUANGDONG DIMEI BIOLOGICAL TECHNOLOGY CO., LTD</w:t>
+                      <w:t>Guangdong Dimei Biological Technology Co., Ltd.</w:t>
                     </w:r>
                   </w:p>
                   <w:p/>
@@ -2563,7 +2584,7 @@
     <w:lsdException w:unhideWhenUsed="0" w:uiPriority="0" w:semiHidden="0" w:name="HTML Sample"/>
     <w:lsdException w:unhideWhenUsed="0" w:uiPriority="0" w:semiHidden="0" w:name="HTML Typewriter"/>
     <w:lsdException w:unhideWhenUsed="0" w:uiPriority="0" w:semiHidden="0" w:name="HTML Variable"/>
-    <w:lsdException w:uiPriority="99" w:name="Normal Table"/>
+    <w:lsdException w:qFormat="1" w:uiPriority="99" w:name="Normal Table"/>
     <w:lsdException w:unhideWhenUsed="0" w:uiPriority="0" w:semiHidden="0" w:name="annotation subject"/>
     <w:lsdException w:uiPriority="0" w:name="Table Simple 1"/>
     <w:lsdException w:uiPriority="0" w:name="Table Simple 2"/>
@@ -2736,6 +2757,7 @@
     <w:name w:val="Normal Table"/>
     <w:semiHidden/>
     <w:unhideWhenUsed/>
+    <w:qFormat/>
     <w:uiPriority w:val="99"/>
     <w:tblPr>
       <w:tblCellMar>
